--- a/example_articles/occupations/Administrative-Clerical/5.occupations_Administrative-Clerical_Other_publisher.docx
+++ b/example_articles/occupations/Administrative-Clerical/5.occupations_Administrative-Clerical_Other_publisher.docx
@@ -7,7 +7,7 @@
         <w:pStyle w:val="Heading1"/>
       </w:pPr>
       <w:r>
-        <w:t>SUBTLE TOUCH OF 'CONTROL' MAKES IT RIVETING FILM</w:t>
+        <w:t>'Up the Hill'was my Italian grandfather's\ paradise: a garden of eating and play</w:t>
       </w:r>
     </w:p>
     <w:p>
@@ -17,12 +17,12 @@
     </w:p>
     <w:p>
       <w:r>
-        <w:t>Date: 2007-11-09</w:t>
+        <w:t>Date: 2008-11-03</w:t>
       </w:r>
     </w:p>
     <w:p>
       <w:r>
-        <w:t>Section: ARTS &amp; ENTERTAINMENT; Pg. C-1</w:t>
+        <w:t>Section: LIFESTYLE; STORYTELLING; Pg. A-2</w:t>
       </w:r>
     </w:p>
     <w:p>
@@ -49,55 +49,39 @@
     </w:p>
     <w:p>
       <w:r>
-        <w:t>It's common knowledge among people with a basic punk education that Ian Curtis, the lead singer of Joy Division, hanged himself in May 1980 on the eve of the band's first U.S. tour.</w:t>
+        <w:t>Our Storytelling series on simple pleasures on the cheap continues:</w:t>
         <w:br/>
-        <w:t>What we learn from "Control" is that the emotionally chilling quality that made Joy Division's music so menacing extended deeply, and tragically, into his personal life.</w:t>
+        <w:t>During the 1960s I was a little girl growing up in Stowe with my parents, three siblings and great-grandfather. Like most working-class families at the time, we had several kids and a tight budget. But thanks to our great-grandfather, Domenico, an Italian immigrant well into his 80s, we were blessed with summer memories that I still cherish today.</w:t>
         <w:br/>
-        <w:t>In the stunning new biopic based on a book by his wife, we see Curtis (Sam Riley) come home to his spartan flat after a tour and not even reach out to pick up his baby girl from her playpen. It's one thing to cheat on your wife with a groupie, but to show no feeling for your own child?</w:t>
+        <w:t>Like most of his cohorts, Domenico was proud of his citizenship and to be an American, but he longed for some of the ways of "the old country." This led him to purchase several acres of land about a mile up the road from our home in the, at that time, more rural Kennedy. This came to be known in our family as "up the hill."</w:t>
         <w:br/>
-        <w:t>These conflicted and absent feelings were ultimately what tormented Curtis and contributed to his early demise at 23.</w:t>
+        <w:t>Here Domenico spent his evenings and weekends until he retired and, after his retirement, almost all of his days until he was in his 90s. This became his paradise: neat rows of fruit trees, any vegetable one can think of, tulips and daffodils in the spring, amazing hues of roses in the summer, pumpkins for pies, fresh evergreens for Christmas wreaths, grapes for jam and, in his younger days, of course, wine.</w:t>
         <w:br/>
-        <w:t>We first meet Curtis as a disaffected teenager toting the new David Bowie album, "Aladdin Sane," and striking poses in the mirror. A small poster on his wall reading "Jim Morrison: 1943-1971" foreshadows his own short life.</w:t>
+        <w:t>The centerpiece of Domenico's garden was a self-constructed "shanty," which would probably be referred to as a "rustic cabin" in today's world. This multipurpose one-room abode housed a tractor, lawnmower, two work benches, an original antique pot-bellied stove to keep us warm on colder days, an old-style single bed, and enough tools and garden equipment to put Home Depot to shame. True to the label "rustic," there was no indoor plumbing and (I hope I don't embarrass my siblings) our "facilities" consisted of a toilet seat on top of an empty 10-gallon can of paint or tar.</w:t>
         <w:br/>
-        <w:t>Everything about his existence in working class Macclesfield, England, is gray and bleak, and director Anton Corbijn, in his first feature film after a career as videographer and photographer who actually shot the band, captures it with gorgeous black and white cinematography that often speaks as much as the dialogue.</w:t>
+        <w:t>Nevertheless, this was a deluxe shanty with a front and back entrance as well as a front porch!</w:t>
         <w:br/>
-        <w:t>Curtis' only spark is music and it's at a Sex Pistols concert in 1976 that he meets Bernard Sumner and Peter Hook. He becomes the singer for Warsaw, which in short turn is renamed Joy Division, after the Nazi prostitution houses. He brings to the throbbing band a sinister baritone, poetry of alienation and a highly spastic and convulsive dancing style.</w:t>
+        <w:t>On warm summer days after we had finished breakfast, Grandpa would tell our mother to get the kids ready to go "up the hill." So imagine this, here is this fellow pushing 90 and packing up four young kids for the day!</w:t>
         <w:br/>
-        <w:t>Suddenly, everything is gelling for Curtis. He has a job at an employment agency (where he attends to his clients sensitively), the band snags a gig on the same BBC show as the Buzzcocks and, though he is only 19, he has a young wife (Samantha Morton) who will soon be pregnant.</w:t>
+        <w:t>I can remember vividly our mom (Audrey) wrapping up sandwiches of baloney and Town Talk white bread in waxed paper. If we were low on groceries, we would get cold pancakes or French toast that was left over from breakfast. There was always cold tea in Mason jars.</w:t>
         <w:br/>
-        <w:t>It all starts to collapse, though, when Curtis suffers a real convulsion and is diagnosed with epilepsy. He was never cut-out for domestication and now -- between the prescription drugs, the mortal fear and the allure of rock-star life -- he gets twisted up and detached from his own self and his family, escaping into the arms of a beguiling Belgian journalist, Annik Honore (Alexandra Maria Lara). At one point he says, it's "like it's not happening to me, but someone pretending to be me."</w:t>
+        <w:t>Then our dad (Tony Sr.) would sneak away from his job in town at the local high school to give us a ride in the family station wagon so we could spend our day with Grandpa "up the hill."</w:t>
         <w:br/>
-        <w:t>It's an ugly situation, and Corbijn and screenwriter Matt Greenhalgh deliver the pain, the lies, the fights and the uncomfortable silences with no shirking. If Curtis were a household name there would be Oscar talk around newcomer Riley (from the band 10,000 Things), who wears the anguish on his tall frame and does a striking imitation of Curtis the performer in the riveting concert scenes, including one that ends with a seizure. Although his actions are often infuriating, it's hard not to pull for him right up until he looks at that rope.</w:t>
+        <w:t>What an adventure it was for us, collecting "lucky stones," catching grasshoppers in our empty Mason jars, chasing birds, watching for baby bunnies, swinging on the tire swing Grandpa had affixed to one of the apple trees, picking flowers to take home to our mom, playing "Tarzan" on the long branches of our "willywhip" tree (our name for the weeping willow), Grandpa holding down the branches of the tree with the best cherries so I could pick them right off of the limb and pop them into my mouth, and rides on the back of his tractor.</w:t>
         <w:br/>
-        <w:t>Morton, an Oscar nominee for "Sweet and Lowdown" and "In America," plays the wounded wife with great pathos, the band members' personalities are nicely fleshed out and Toby Kebbell adds energy and comic appeal as the typically sleazy manager who, in one hilariously tense scene, tries to pass off another singer as Curtis.</w:t>
+        <w:t>Oh, and lest we forget my brother, Tony Jr., putting our younger brother Al's head in one of the workbench vices when Grandpa wasn't looking, or those occasional days when Grandpa actually would have to cut one of those "willywhip" branches with his pocket knife and threaten us with a spanking if we didn't settle down.</w:t>
         <w:br/>
-        <w:t>"Control" is the kind of bleak affair that makes you want to come out into the colorful world and hug your wife, your kid, your mom, your dog, whomever. Although it follows a sadly familiar plotline, the subtle touch of everyone involved puts it up there with the great music biopics.</w:t>
+        <w:t>*</w:t>
         <w:br/>
-        <w:t>Opens at the Squirrel Hill Theater.</w:t>
+        <w:t>Most days, by the time our dad returned around 3 p.m. to take us back home, Grandpa had usually had enough of us and would grumble to our dad in his accented English "no more." But, guess what? If the next day was warm and sunny, we knew as soon as we were finishing our breakfast that Grandpa would mumble to our mom to get the kids ready to "go up the hill."</w:t>
         <w:br/>
-        <w:t>'CONTROL'</w:t>
-        <w:br/>
-        <w:t>* Critic's Call: Three-And-One-Half Stars</w:t>
-        <w:br/>
-        <w:t>* Starring: Sam Riley, Samantha Morton.</w:t>
-        <w:br/>
-        <w:t>* Rating: R for language and brief sexuality.</w:t>
+        <w:t>Another day in paradise, no charge. Thanks, Grandpa.</w:t>
         <w:br/>
         <w:br/>
         <w:t>Notes</w:t>
         <w:br/>
         <w:br/>
-        <w:t>Movies are rated on a scale from one (bomb) to four (classic) stars./ Scott Mervis can be reached at smervis@post-gazette.com or 412-263-2576.</w:t>
-        <w:br/>
-        <w:br/>
-        <w:t>Graphic</w:t>
-        <w:br/>
-        <w:br/>
-        <w:t xml:space="preserve"> </w:t>
-        <w:br/>
-        <w:t>PHOTO: Todd Eckert, a producer who lives in the Mexican War Streets, credits the choice of Sam Riley as the lead actor for much of the success of "Control."</w:t>
-        <w:br/>
-        <w:t>\ PHOTO: Dean Rogers: Sam Riley gives a fine portrayal of Ian Curtis in "Control."</w:t>
+        <w:t>Andrea Magnelli Connor lives in Moon (andrea.connor@verizon.net). / Contact Portfolio at 412-263-1915 or page2@post-gazette.com</w:t>
       </w:r>
     </w:p>
     <w:sectPr>

--- a/example_articles/occupations/Administrative-Clerical/5.occupations_Administrative-Clerical_Other_publisher.docx
+++ b/example_articles/occupations/Administrative-Clerical/5.occupations_Administrative-Clerical_Other_publisher.docx
@@ -7,7 +7,7 @@
         <w:pStyle w:val="Heading1"/>
       </w:pPr>
       <w:r>
-        <w:t>'Up the Hill'was my Italian grandfather's\ paradise: a garden of eating and play</w:t>
+        <w:t>Bay often feels like an outsider</w:t>
       </w:r>
     </w:p>
     <w:p>
@@ -17,17 +17,17 @@
     </w:p>
     <w:p>
       <w:r>
-        <w:t>Date: 2008-11-03</w:t>
+        <w:t>Date: 2005-07-21</w:t>
       </w:r>
     </w:p>
     <w:p>
       <w:r>
-        <w:t>Section: LIFESTYLE; STORYTELLING; Pg. A-2</w:t>
+        <w:t>Section: LIFE;; MOVIES</w:t>
       </w:r>
     </w:p>
     <w:p>
       <w:r>
-        <w:t>Source file: Other publishers/Files (500) (18).DOCX</w:t>
+        <w:t>Source file: Other publishers/Files (500) (21).DOCX</w:t>
       </w:r>
     </w:p>
     <w:p>
@@ -49,39 +49,69 @@
     </w:p>
     <w:p>
       <w:r>
-        <w:t>Our Storytelling series on simple pleasures on the cheap continues:</w:t>
+        <w:t>Michael Bay's heroes never seem to belong. And neither, he says, does he.</w:t>
         <w:br/>
-        <w:t>During the 1960s I was a little girl growing up in Stowe with my parents, three siblings and great-grandfather. Like most working-class families at the time, we had several kids and a tight budget. But thanks to our great-grandfather, Domenico, an Italian immigrant well into his 80s, we were blessed with summer memories that I still cherish today.</w:t>
+        <w:t>In his new sci-fi adventure, The Island, Ewan McGregor and Scarlett Johansson star as two childlike clones who escape from an underground prison where they are raised like cattle to provide organ donations.</w:t>
         <w:br/>
-        <w:t>Like most of his cohorts, Domenico was proud of his citizenship and to be an American, but he longed for some of the ways of "the old country." This led him to purchase several acres of land about a mile up the road from our home in the, at that time, more rural Kennedy. This came to be known in our family as "up the hill."</w:t>
+        <w:t>Once loose, their naivete keeps them apart from the rest of the population as they fight the military, scientists and their own doubles.</w:t>
         <w:br/>
-        <w:t>Here Domenico spent his evenings and weekends until he retired and, after his retirement, almost all of his days until he was in his 90s. This became his paradise: neat rows of fruit trees, any vegetable one can think of, tulips and daffodils in the spring, amazing hues of roses in the summer, pumpkins for pies, fresh evergreens for Christmas wreaths, grapes for jam and, in his younger days, of course, wine.</w:t>
+        <w:t>"You always want to see the little guy stick it to the system," Bay says.</w:t>
         <w:br/>
-        <w:t>The centerpiece of Domenico's garden was a self-constructed "shanty," which would probably be referred to as a "rustic cabin" in today's world. This multipurpose one-room abode housed a tractor, lawnmower, two work benches, an original antique pot-bellied stove to keep us warm on colder days, an old-style single bed, and enough tools and garden equipment to put Home Depot to shame. True to the label "rustic," there was no indoor plumbing and (I hope I don't embarrass my siblings) our "facilities" consisted of a toilet seat on top of an empty 10-gallon can of paint or tar.</w:t>
+        <w:t>As the adopted son of working-class parents in Los Angeles, he says he has rarely fit in at school, work or in the minds of critics. His villains -- in real life and onscreen in movies like Armageddon, The Rock and Bad Boys -- are the snobs and the privileged.</w:t>
         <w:br/>
-        <w:t>Nevertheless, this was a deluxe shanty with a front and back entrance as well as a front porch!</w:t>
+        <w:t>Despite his steady stream of blockbusters over the past 10 years, he lacks the acclaim of many of his contemporaries and is still trying to prove himself as something more than just a director of chaotic action.</w:t>
         <w:br/>
-        <w:t>On warm summer days after we had finished breakfast, Grandpa would tell our mother to get the kids ready to go "up the hill." So imagine this, here is this fellow pushing 90 and packing up four young kids for the day!</w:t>
+        <w:t>As a kid, he lived for a time in a home once occupied by Robert Redford. He discovered this after finding a trunk full of the star's old report cards, a baseball mitt and other items. It wasn't the kind of a connection that would get a kid a break in Hollywood.</w:t>
         <w:br/>
-        <w:t>I can remember vividly our mom (Audrey) wrapping up sandwiches of baloney and Town Talk white bread in waxed paper. If we were low on groceries, we would get cold pancakes or French toast that was left over from breakfast. There was always cold tea in Mason jars.</w:t>
+        <w:t>"It's a small world, and they try to keep people outside the fence," he says. But a neighbor got him a job working as a clerk for LucasFilm, filing old storyboards for Raiders of the Lost Ark and directions on how to build Yoda's house for The Empire Strikes Back.</w:t>
         <w:br/>
-        <w:t>Then our dad (Tony Sr.) would sneak away from his job in town at the local high school to give us a ride in the family station wagon so we could spend our day with Grandpa "up the hill."</w:t>
+        <w:t>Ironically, Bay would later learn he might be the biological son of a Hollywood icon: the late director John Frankenheimer (The Manchurian Candidate), who told the Los Angeles Times in 2001 that he had a relationship with Bay's birth mother but said paternity tests in the early 1980s (before the advent of modern DNA tests) showed he wasn't the father.</w:t>
         <w:br/>
-        <w:t>What an adventure it was for us, collecting "lucky stones," catching grasshoppers in our empty Mason jars, chasing birds, watching for baby bunnies, swinging on the tire swing Grandpa had affixed to one of the apple trees, picking flowers to take home to our mom, playing "Tarzan" on the long branches of our "willywhip" tree (our name for the weeping willow), Grandpa holding down the branches of the tree with the best cherries so I could pick them right off of the limb and pop them into my mouth, and rides on the back of his tractor.</w:t>
+        <w:t>Bay says he has decided to stop talking about the matter, but it's still a sore point. "I think being an adopted kid has some effect on things. I'm still trying to analyze what that is," he says.</w:t>
         <w:br/>
-        <w:t>Oh, and lest we forget my brother, Tony Jr., putting our younger brother Al's head in one of the workbench vices when Grandpa wasn't looking, or those occasional days when Grandpa actually would have to cut one of those "willywhip" branches with his pocket knife and threaten us with a spanking if we didn't settle down.</w:t>
+        <w:t>At Wesleyan University, Bay was the wild child of the film school.</w:t>
         <w:br/>
-        <w:t>*</w:t>
+        <w:t>"I was an outsider because I was in a fraternity, I played sports. And everybody in the film program wore dark clothes, and they were doing the really slow, very suffering movies. Mine was more like a little Miami Vice," he says, laughing.</w:t>
         <w:br/>
-        <w:t>Most days, by the time our dad returned around 3 p.m. to take us back home, Grandpa had usually had enough of us and would grumble to our dad in his accented English "no more." But, guess what? If the next day was warm and sunny, we knew as soon as we were finishing our breakfast that Grandpa would mumble to our mom to get the kids ready to "go up the hill."</w:t>
+        <w:t>When he graduated, he tried to get into the prestigious film school at the University of Southern California but was rejected. He wrote to George Lucas, a revered graduate of the program, and reminded him that he worked for him as a teenager. He asked Lucas to ask USC to reconsider.</w:t>
         <w:br/>
-        <w:t>Another day in paradise, no charge. Thanks, Grandpa.</w:t>
+        <w:t>A few months later, Bay was accepted. Then, after getting the school to change its mind, he rejected the offer -- answering the earlier snub with one of his own. "I didn't like the attitude there," he says.</w:t>
+        <w:br/>
+        <w:t>He got his break directing a Donny Osmond video, then made such memorable commercials as the "Aaron Burr" Got Milk? promo and assorted Victoria's Secret ads before his feature debut with 1995's Bad Boys.</w:t>
+        <w:br/>
+        <w:t>On set, "he requires that you stretch your imagination while working," Johansson says. "He'll say things like, 'I know this shot doesn't seem to fit anywhere, and you think we're not going to use it, but bear with me because I have this sequence in mind.'"</w:t>
+        <w:br/>
+        <w:t>Next up is a live-action version of The Transformers, based on the 1980s toys that shifted shapes from robots to race cars and jets. After that, he says, he'd like to make something without explosions.</w:t>
+        <w:br/>
+        <w:t>"You grow and try to get better with every movie," he says. "I'm personally tired of action. I'm tired of shooting it, for a while. But (studios) keep wanting to hire you to do more action."</w:t>
+        <w:br/>
+        <w:t>Even in his own genre, Bay is more comfortable elsewhere.</w:t>
+        <w:br/>
+        <w:t xml:space="preserve"> </w:t>
+        <w:br/>
+        <w:t>Bay watch</w:t>
+        <w:br/>
+        <w:t>Director Michael Bay brings in crowds. His movies average a blockbuster $147 million at the box office:</w:t>
+        <w:br/>
+        <w:t>Box office (in millions)</w:t>
+        <w:br/>
+        <w:t>Bad Boys II (2003) $138.4</w:t>
+        <w:br/>
+        <w:t>Pearl Harbor (2001) $198.5</w:t>
+        <w:br/>
+        <w:t>Armageddon (1998) $201.6</w:t>
+        <w:br/>
+        <w:t>The Rock (1996) $134</w:t>
+        <w:br/>
+        <w:t>Bad Boys (1995) $65.8</w:t>
         <w:br/>
         <w:br/>
-        <w:t>Notes</w:t>
+        <w:t>Graphic</w:t>
         <w:br/>
         <w:br/>
-        <w:t>Andrea Magnelli Connor lives in Moon (andrea.connor@verizon.net). / Contact Portfolio at 412-263-1915 or page2@post-gazette.com</w:t>
+        <w:t xml:space="preserve"> </w:t>
+        <w:br/>
+        <w:t>PHOTO, B/W, Merrick Morton, DreamWorks Pictures</w:t>
       </w:r>
     </w:p>
     <w:sectPr>

--- a/example_articles/occupations/Administrative-Clerical/5.occupations_Administrative-Clerical_Other_publisher.docx
+++ b/example_articles/occupations/Administrative-Clerical/5.occupations_Administrative-Clerical_Other_publisher.docx
@@ -7,7 +7,7 @@
         <w:pStyle w:val="Heading1"/>
       </w:pPr>
       <w:r>
-        <w:t>Bay often feels like an outsider</w:t>
+        <w:t>Negro League story on NBC</w:t>
       </w:r>
     </w:p>
     <w:p>
@@ -17,22 +17,22 @@
     </w:p>
     <w:p>
       <w:r>
-        <w:t>Date: 2005-07-21</w:t>
+        <w:t>Date: 1995-07-28</w:t>
       </w:r>
     </w:p>
     <w:p>
       <w:r>
-        <w:t>Section: LIFE;; MOVIES</w:t>
+        <w:t>Section: ARTS &amp; ENTERTAINMENT,; WEEKEND MAGAZINE : TV NOTES</w:t>
       </w:r>
     </w:p>
     <w:p>
       <w:r>
-        <w:t>Source file: Other publishers/Files (500) (21).DOCX</w:t>
+        <w:t>Source file: Other publishers/Files (305).DOCX</w:t>
       </w:r>
     </w:p>
     <w:p>
       <w:r>
-        <w:t>Raw occupations result, 'occupations': ['Administrative/Clerical']</w:t>
+        <w:t>Raw occupations result, 'occupations': ['Other: Lawyer']</w:t>
       </w:r>
     </w:p>
     <w:p>
@@ -49,69 +49,17 @@
     </w:p>
     <w:p>
       <w:r>
-        <w:t>Michael Bay's heroes never seem to belong. And neither, he says, does he.</w:t>
+        <w:t>Rob Ruck's documentary about baseball's Negro Leagues, ''Kings on the Hill,'' receives national exposure tomorrow on NBC, which will show a slightly shortened version of the film at 4 p.m.</w:t>
         <w:br/>
-        <w:t>In his new sci-fi adventure, The Island, Ewan McGregor and Scarlett Johansson star as two childlike clones who escape from an underground prison where they are raised like cattle to provide organ donations.</w:t>
+        <w:t>Originally aired by WQED-TV in 1993, ''Kings on the Hill'' focuses on Pittsburgh's two great black teams of the 1930s and '40s -- the Homestead Grays and the Pittsburgh Crawfords.</w:t>
         <w:br/>
-        <w:t>Once loose, their naivete keeps them apart from the rest of the population as they fight the military, scientists and their own doubles.</w:t>
+        <w:t>The film, written by Ruck and directed by Molly Youngling, has won several awards, including a regional Emmy as outstanding cultural program.</w:t>
         <w:br/>
-        <w:t>"You always want to see the little guy stick it to the system," Bay says.</w:t>
-        <w:br/>
-        <w:t>As the adopted son of working-class parents in Los Angeles, he says he has rarely fit in at school, work or in the minds of critics. His villains -- in real life and onscreen in movies like Armageddon, The Rock and Bad Boys -- are the snobs and the privileged.</w:t>
-        <w:br/>
-        <w:t>Despite his steady stream of blockbusters over the past 10 years, he lacks the acclaim of many of his contemporaries and is still trying to prove himself as something more than just a director of chaotic action.</w:t>
-        <w:br/>
-        <w:t>As a kid, he lived for a time in a home once occupied by Robert Redford. He discovered this after finding a trunk full of the star's old report cards, a baseball mitt and other items. It wasn't the kind of a connection that would get a kid a break in Hollywood.</w:t>
-        <w:br/>
-        <w:t>"It's a small world, and they try to keep people outside the fence," he says. But a neighbor got him a job working as a clerk for LucasFilm, filing old storyboards for Raiders of the Lost Ark and directions on how to build Yoda's house for The Empire Strikes Back.</w:t>
-        <w:br/>
-        <w:t>Ironically, Bay would later learn he might be the biological son of a Hollywood icon: the late director John Frankenheimer (The Manchurian Candidate), who told the Los Angeles Times in 2001 that he had a relationship with Bay's birth mother but said paternity tests in the early 1980s (before the advent of modern DNA tests) showed he wasn't the father.</w:t>
-        <w:br/>
-        <w:t>Bay says he has decided to stop talking about the matter, but it's still a sore point. "I think being an adopted kid has some effect on things. I'm still trying to analyze what that is," he says.</w:t>
-        <w:br/>
-        <w:t>At Wesleyan University, Bay was the wild child of the film school.</w:t>
-        <w:br/>
-        <w:t>"I was an outsider because I was in a fraternity, I played sports. And everybody in the film program wore dark clothes, and they were doing the really slow, very suffering movies. Mine was more like a little Miami Vice," he says, laughing.</w:t>
-        <w:br/>
-        <w:t>When he graduated, he tried to get into the prestigious film school at the University of Southern California but was rejected. He wrote to George Lucas, a revered graduate of the program, and reminded him that he worked for him as a teenager. He asked Lucas to ask USC to reconsider.</w:t>
-        <w:br/>
-        <w:t>A few months later, Bay was accepted. Then, after getting the school to change its mind, he rejected the offer -- answering the earlier snub with one of his own. "I didn't like the attitude there," he says.</w:t>
-        <w:br/>
-        <w:t>He got his break directing a Donny Osmond video, then made such memorable commercials as the "Aaron Burr" Got Milk? promo and assorted Victoria's Secret ads before his feature debut with 1995's Bad Boys.</w:t>
-        <w:br/>
-        <w:t>On set, "he requires that you stretch your imagination while working," Johansson says. "He'll say things like, 'I know this shot doesn't seem to fit anywhere, and you think we're not going to use it, but bear with me because I have this sequence in mind.'"</w:t>
-        <w:br/>
-        <w:t>Next up is a live-action version of The Transformers, based on the 1980s toys that shifted shapes from robots to race cars and jets. After that, he says, he'd like to make something without explosions.</w:t>
-        <w:br/>
-        <w:t>"You grow and try to get better with every movie," he says. "I'm personally tired of action. I'm tired of shooting it, for a while. But (studios) keep wanting to hire you to do more action."</w:t>
-        <w:br/>
-        <w:t>Even in his own genre, Bay is more comfortable elsewhere.</w:t>
+        <w:t>Ruck is a local history professor and filmmaker.</w:t>
         <w:br/>
         <w:t xml:space="preserve"> </w:t>
         <w:br/>
-        <w:t>Bay watch</w:t>
-        <w:br/>
-        <w:t>Director Michael Bay brings in crowds. His movies average a blockbuster $147 million at the box office:</w:t>
-        <w:br/>
-        <w:t>Box office (in millions)</w:t>
-        <w:br/>
-        <w:t>Bad Boys II (2003) $138.4</w:t>
-        <w:br/>
-        <w:t>Pearl Harbor (2001) $198.5</w:t>
-        <w:br/>
-        <w:t>Armageddon (1998) $201.6</w:t>
-        <w:br/>
-        <w:t>The Rock (1996) $134</w:t>
-        <w:br/>
-        <w:t>Bad Boys (1995) $65.8</w:t>
-        <w:br/>
-        <w:br/>
-        <w:t>Graphic</w:t>
-        <w:br/>
-        <w:br/>
-        <w:t xml:space="preserve"> </w:t>
-        <w:br/>
-        <w:t>PHOTO, B/W, Merrick Morton, DreamWorks Pictures</w:t>
+        <w:t>BACK ON TRACK: If you blinked, no doubt you missed ''The Great Defender,'' the Fox series about a working-class lawyer. Reason: The Michael Rispoli drama aired exactly once last spring, scoring ratings that were so low the fourth network yanked it off the air immediately. ''Defender'' is coming back with all those episodes we never got to see. The fun begins July 10.</w:t>
       </w:r>
     </w:p>
     <w:sectPr>
